--- a/Day_5_API_Refrence_Entry.docx
+++ b/Day_5_API_Refrence_Entry.docx
@@ -584,14 +584,7 @@
           <w:sz w:val="24"/>
           <w:szCs w:val="24"/>
         </w:rPr>
-        <w:t xml:space="preserve"> The terminal says</w:t>
-      </w:r>
-      <w:r>
-        <w:rPr>
-          <w:sz w:val="24"/>
-          <w:szCs w:val="24"/>
-        </w:rPr>
-        <w:t xml:space="preserve"> that python is not recognized.</w:t>
+        <w:t xml:space="preserve"> The terminal says that python is not recognized.</w:t>
       </w:r>
     </w:p>
     <w:p>
@@ -641,7 +634,6 @@
           <w:szCs w:val="24"/>
         </w:rPr>
       </w:pPr>
-      <w:bookmarkStart w:id="0" w:name="_GoBack"/>
       <w:r>
         <w:rPr>
           <w:noProof/>
@@ -691,7 +683,6 @@
           </wp:inline>
         </w:drawing>
       </w:r>
-      <w:bookmarkEnd w:id="0"/>
     </w:p>
     <w:p>
       <w:pPr>
@@ -2122,49 +2113,25 @@
           <w:sz w:val="24"/>
           <w:szCs w:val="24"/>
         </w:rPr>
-        <w:t xml:space="preserve"> </w:t>
-      </w:r>
-      <w:r>
-        <w:rPr>
-          <w:rFonts w:cstheme="minorHAnsi"/>
-          <w:sz w:val="24"/>
-          <w:szCs w:val="24"/>
-        </w:rPr>
-        <w:t>Authorization</w:t>
-      </w:r>
-      <w:r>
-        <w:rPr>
-          <w:rFonts w:cstheme="minorHAnsi"/>
-          <w:sz w:val="24"/>
-          <w:szCs w:val="24"/>
-        </w:rPr>
-        <w:t>: Bearer your access token (“this requests is coming from an authenticated user.”)</w:t>
-      </w:r>
-    </w:p>
-    <w:p>
-      <w:pPr>
-        <w:pStyle w:val="NoSpacing"/>
-        <w:rPr>
-          <w:rFonts w:cstheme="minorHAnsi"/>
-          <w:sz w:val="24"/>
-          <w:szCs w:val="24"/>
-        </w:rPr>
-      </w:pPr>
-      <w:r>
-        <w:rPr>
-          <w:rFonts w:cstheme="minorHAnsi"/>
-          <w:sz w:val="24"/>
-          <w:szCs w:val="24"/>
-        </w:rPr>
-        <w:t>Content-Type</w:t>
-      </w:r>
-      <w:r>
-        <w:rPr>
-          <w:rFonts w:cstheme="minorHAnsi"/>
-          <w:sz w:val="24"/>
-          <w:szCs w:val="24"/>
-        </w:rPr>
-        <w:t>:  application/json (“the information I am sending is formatted as JSON”)</w:t>
+        <w:t xml:space="preserve"> Authorization: Bearer your access token (“this requests is coming from an authenticated user.”)</w:t>
+      </w:r>
+    </w:p>
+    <w:p>
+      <w:pPr>
+        <w:pStyle w:val="NoSpacing"/>
+        <w:rPr>
+          <w:rFonts w:cstheme="minorHAnsi"/>
+          <w:sz w:val="24"/>
+          <w:szCs w:val="24"/>
+        </w:rPr>
+      </w:pPr>
+      <w:r>
+        <w:rPr>
+          <w:rFonts w:cstheme="minorHAnsi"/>
+          <w:sz w:val="24"/>
+          <w:szCs w:val="24"/>
+        </w:rPr>
+        <w:t>Content-Type:  application/json (“the information I am sending is formatted as JSON”)</w:t>
       </w:r>
     </w:p>
     <w:p>
@@ -3407,12 +3374,280 @@
       <w:pPr>
         <w:pStyle w:val="NoSpacing"/>
         <w:rPr>
-          <w:rFonts w:cstheme="minorHAnsi"/>
-          <w:color w:val="FF0000"/>
-          <w:sz w:val="24"/>
-          <w:szCs w:val="24"/>
-        </w:rPr>
-      </w:pPr>
+          <w:b/>
+          <w:sz w:val="28"/>
+          <w:szCs w:val="28"/>
+        </w:rPr>
+      </w:pPr>
+    </w:p>
+    <w:p>
+      <w:pPr>
+        <w:pStyle w:val="NoSpacing"/>
+        <w:rPr>
+          <w:b/>
+          <w:sz w:val="28"/>
+          <w:szCs w:val="28"/>
+        </w:rPr>
+      </w:pPr>
+      <w:r>
+        <w:rPr>
+          <w:b/>
+          <w:sz w:val="28"/>
+          <w:szCs w:val="28"/>
+        </w:rPr>
+        <w:t>PART C — TECHNICAL REPORT EXECUTIVE SUMMARY</w:t>
+      </w:r>
+    </w:p>
+    <w:p>
+      <w:pPr>
+        <w:pStyle w:val="NoSpacing"/>
+        <w:rPr>
+          <w:rFonts w:cstheme="minorHAnsi"/>
+          <w:b/>
+          <w:sz w:val="24"/>
+          <w:szCs w:val="24"/>
+        </w:rPr>
+      </w:pPr>
+    </w:p>
+    <w:p>
+      <w:pPr>
+        <w:pStyle w:val="NoSpacing"/>
+        <w:rPr>
+          <w:rFonts w:cstheme="minorHAnsi"/>
+          <w:b/>
+          <w:sz w:val="24"/>
+          <w:szCs w:val="24"/>
+        </w:rPr>
+      </w:pPr>
+      <w:r>
+        <w:rPr>
+          <w:rFonts w:cstheme="minorHAnsi"/>
+          <w:b/>
+          <w:sz w:val="24"/>
+          <w:szCs w:val="24"/>
+        </w:rPr>
+        <w:t>Executive Summary</w:t>
+      </w:r>
+    </w:p>
+    <w:p>
+      <w:pPr>
+        <w:pStyle w:val="NoSpacing"/>
+        <w:rPr>
+          <w:rFonts w:cstheme="minorHAnsi"/>
+          <w:sz w:val="24"/>
+          <w:szCs w:val="24"/>
+        </w:rPr>
+      </w:pPr>
+      <w:r>
+        <w:rPr>
+          <w:rFonts w:cstheme="minorHAnsi"/>
+          <w:sz w:val="24"/>
+          <w:szCs w:val="24"/>
+        </w:rPr>
+        <w:t xml:space="preserve">This review looked at MySQL, PostgreSQL and MongoDB for </w:t>
+      </w:r>
+      <w:proofErr w:type="gramStart"/>
+      <w:r>
+        <w:rPr>
+          <w:rFonts w:cstheme="minorHAnsi"/>
+          <w:sz w:val="24"/>
+          <w:szCs w:val="24"/>
+        </w:rPr>
+        <w:t>an</w:t>
+      </w:r>
+      <w:proofErr w:type="gramEnd"/>
+      <w:r>
+        <w:rPr>
+          <w:rFonts w:cstheme="minorHAnsi"/>
+          <w:sz w:val="24"/>
+          <w:szCs w:val="24"/>
+        </w:rPr>
+        <w:t xml:space="preserve"> university student records management system. The system must securely manage organized student data, enrollment data and grades while supporting up to 200 staff users and keeping data accurate and safe. The review also considered how practical each option would be for an IT team w</w:t>
+      </w:r>
+      <w:r>
+        <w:rPr>
+          <w:rFonts w:cstheme="minorHAnsi"/>
+          <w:sz w:val="24"/>
+          <w:szCs w:val="24"/>
+        </w:rPr>
+        <w:t>ith limited database expertise.</w:t>
+      </w:r>
+    </w:p>
+    <w:p>
+      <w:pPr>
+        <w:pStyle w:val="NoSpacing"/>
+        <w:rPr>
+          <w:rFonts w:cstheme="minorHAnsi"/>
+          <w:sz w:val="24"/>
+          <w:szCs w:val="24"/>
+        </w:rPr>
+      </w:pPr>
+      <w:r>
+        <w:rPr>
+          <w:rFonts w:cstheme="minorHAnsi"/>
+          <w:sz w:val="24"/>
+          <w:szCs w:val="24"/>
+        </w:rPr>
+        <w:t>PostgreSQL is the chosen database for the university. PostgreSQL gives support for organized data and reliable transactions making it well suited to keep accurate student and academic records. PostgreSQL also offers the flexibility needed as the system grows while remainin</w:t>
+      </w:r>
+      <w:r>
+        <w:rPr>
+          <w:rFonts w:cstheme="minorHAnsi"/>
+          <w:sz w:val="24"/>
+          <w:szCs w:val="24"/>
+        </w:rPr>
+        <w:t>g a choice for a small IT team.</w:t>
+      </w:r>
+    </w:p>
+    <w:p>
+      <w:pPr>
+        <w:pStyle w:val="NoSpacing"/>
+        <w:rPr>
+          <w:rFonts w:cstheme="minorHAnsi"/>
+          <w:sz w:val="24"/>
+          <w:szCs w:val="24"/>
+        </w:rPr>
+      </w:pPr>
+      <w:r>
+        <w:rPr>
+          <w:rFonts w:cstheme="minorHAnsi"/>
+          <w:sz w:val="24"/>
+          <w:szCs w:val="24"/>
+        </w:rPr>
+        <w:t>The two important factors driving this recommendation are data integrity and maintainability. Keeping student records is essential while the database must also be manageable by the universitys existing IT staff. PostgreSQL gives the balance of reliability, capability and long-term practicality for this system.</w:t>
+      </w:r>
+    </w:p>
+    <w:p>
+      <w:pPr>
+        <w:pStyle w:val="NoSpacing"/>
+        <w:rPr>
+          <w:rFonts w:cstheme="minorHAnsi"/>
+          <w:sz w:val="24"/>
+          <w:szCs w:val="24"/>
+        </w:rPr>
+      </w:pPr>
+    </w:p>
+    <w:p>
+      <w:pPr>
+        <w:pStyle w:val="NoSpacing"/>
+        <w:rPr>
+          <w:rFonts w:cstheme="minorHAnsi"/>
+          <w:b/>
+          <w:sz w:val="24"/>
+          <w:szCs w:val="24"/>
+        </w:rPr>
+      </w:pPr>
+      <w:r>
+        <w:rPr>
+          <w:rFonts w:cstheme="minorHAnsi"/>
+          <w:b/>
+          <w:sz w:val="24"/>
+          <w:szCs w:val="24"/>
+        </w:rPr>
+        <w:t>Why we chose PostgreSQL</w:t>
+      </w:r>
+    </w:p>
+    <w:p>
+      <w:pPr>
+        <w:pStyle w:val="NoSpacing"/>
+        <w:rPr>
+          <w:rFonts w:cstheme="minorHAnsi"/>
+          <w:sz w:val="24"/>
+          <w:szCs w:val="24"/>
+        </w:rPr>
+      </w:pPr>
+      <w:r>
+        <w:rPr>
+          <w:rFonts w:cstheme="minorHAnsi"/>
+          <w:sz w:val="24"/>
+          <w:szCs w:val="24"/>
+        </w:rPr>
+        <w:t>The assignment does not require us to install or test these databases. We are making a recommendation based on the requirements.</w:t>
+      </w:r>
+    </w:p>
+    <w:p>
+      <w:pPr>
+        <w:pStyle w:val="NoSpacing"/>
+        <w:rPr>
+          <w:rFonts w:cstheme="minorHAnsi"/>
+          <w:sz w:val="24"/>
+          <w:szCs w:val="24"/>
+        </w:rPr>
+      </w:pPr>
+    </w:p>
+    <w:p>
+      <w:pPr>
+        <w:pStyle w:val="NoSpacing"/>
+        <w:rPr>
+          <w:rFonts w:cstheme="minorHAnsi"/>
+          <w:b/>
+          <w:sz w:val="24"/>
+          <w:szCs w:val="24"/>
+        </w:rPr>
+      </w:pPr>
+      <w:r>
+        <w:rPr>
+          <w:rFonts w:cstheme="minorHAnsi"/>
+          <w:b/>
+          <w:sz w:val="24"/>
+          <w:szCs w:val="24"/>
+        </w:rPr>
+        <w:t>The two key factors are:</w:t>
+      </w:r>
+    </w:p>
+    <w:p>
+      <w:pPr>
+        <w:pStyle w:val="NoSpacing"/>
+        <w:rPr>
+          <w:rFonts w:cstheme="minorHAnsi"/>
+          <w:sz w:val="24"/>
+          <w:szCs w:val="24"/>
+        </w:rPr>
+      </w:pPr>
+      <w:r>
+        <w:rPr>
+          <w:rFonts w:cstheme="minorHAnsi"/>
+          <w:sz w:val="24"/>
+          <w:szCs w:val="24"/>
+        </w:rPr>
+        <w:t>1. Data integrity. Student grades an</w:t>
+      </w:r>
+      <w:r>
+        <w:rPr>
+          <w:rFonts w:cstheme="minorHAnsi"/>
+          <w:sz w:val="24"/>
+          <w:szCs w:val="24"/>
+        </w:rPr>
+        <w:t>d records must remain accurate.</w:t>
+      </w:r>
+    </w:p>
+    <w:p>
+      <w:pPr>
+        <w:pStyle w:val="NoSpacing"/>
+        <w:rPr>
+          <w:rFonts w:cstheme="minorHAnsi"/>
+          <w:sz w:val="24"/>
+          <w:szCs w:val="24"/>
+        </w:rPr>
+      </w:pPr>
+      <w:r>
+        <w:rPr>
+          <w:rFonts w:cstheme="minorHAnsi"/>
+          <w:sz w:val="24"/>
+          <w:szCs w:val="24"/>
+        </w:rPr>
+        <w:t>2. Maintainability</w:t>
+      </w:r>
+      <w:bookmarkStart w:id="0" w:name="_GoBack"/>
+      <w:bookmarkEnd w:id="0"/>
+      <w:r>
+        <w:rPr>
+          <w:rFonts w:cstheme="minorHAnsi"/>
+          <w:sz w:val="24"/>
+          <w:szCs w:val="24"/>
+        </w:rPr>
+        <w:t>. The university has an IT team, with limited database expertise.</w:t>
+      </w:r>
     </w:p>
     <w:sectPr>
       <w:footerReference w:type="default" r:id="rId9"/>
@@ -3493,7 +3728,7 @@
             <w:bCs/>
             <w:noProof/>
           </w:rPr>
-          <w:t>1</w:t>
+          <w:t>4</w:t>
         </w:r>
         <w:r>
           <w:rPr>
